--- a/tests/Canvas.Export.Tests/Fidelity/artifacts/latest/links-and-note/word.docx
+++ b/tests/Canvas.Export.Tests/Fidelity/artifacts/latest/links-and-note/word.docx
@@ -5,7 +5,7 @@
     <w:p>
       <w:r>
         <w:drawing>
-          <wp:anchor xmlns:wp="http://schemas.openxmlformats.org/drawingml/2006/wordprocessingDrawing" distT="0" distB="0" distL="0" distR="0" relativeHeight="0" behindDoc="0" locked="0" layoutInCell="1" allowOverlap="1">
+          <wp:anchor xmlns:wp="http://schemas.openxmlformats.org/drawingml/2006/wordprocessingDrawing" distT="0" distB="0" distL="0" distR="0" simplePos="0" relativeHeight="0" behindDoc="0" locked="0" layoutInCell="1" allowOverlap="1">
             <wp:simplePos x="0" y="0"/>
             <wp:positionH relativeFrom="page">
               <wp:posOffset>660400</wp:posOffset>
@@ -66,7 +66,7 @@
         <w:spacing w:before="480"/>
         <w:ind w:left="1040"/>
       </w:pPr>
-      <w:hyperlink xmlns:r="http://schemas.openxmlformats.org/officeDocument/2006/relationships" r:id="Rb2902c5898c144a6">
+      <w:hyperlink xmlns:r="http://schemas.openxmlformats.org/officeDocument/2006/relationships" r:id="Rfc7e34b1ef644031">
         <w:r>
           <w:rPr>
             <w:color w:val="2563EB"/>
@@ -83,7 +83,7 @@
         <w:spacing w:before="160"/>
         <w:ind w:left="1040"/>
       </w:pPr>
-      <w:hyperlink xmlns:r="http://schemas.openxmlformats.org/officeDocument/2006/relationships" r:id="R82287972cd0a4e5d">
+      <w:hyperlink xmlns:r="http://schemas.openxmlformats.org/officeDocument/2006/relationships" r:id="R3292c98c29384d3b">
         <w:r>
           <w:rPr>
             <w:color w:val="2563EB"/>
@@ -147,4 +147,13 @@
     </w:sectPr>
   </w:body>
 </w:document>
+</file>
+
+<file path=word/styles.xml><?xml version="1.0" encoding="utf-8"?>
+<w:styles xmlns:w="http://schemas.openxmlformats.org/wordprocessingml/2006/main">
+  <w:style w:type="paragraph" w:styleId="Normal" w:default="true">
+    <w:name w:val="Normal"/>
+    <w:qFormat/>
+  </w:style>
+</w:styles>
 </file>
--- a/tests/Canvas.Export.Tests/Fidelity/artifacts/latest/links-and-note/word.docx
+++ b/tests/Canvas.Export.Tests/Fidelity/artifacts/latest/links-and-note/word.docx
@@ -66,7 +66,7 @@
         <w:spacing w:before="480"/>
         <w:ind w:left="1040"/>
       </w:pPr>
-      <w:hyperlink xmlns:r="http://schemas.openxmlformats.org/officeDocument/2006/relationships" r:id="Rfc7e34b1ef644031">
+      <w:hyperlink xmlns:r="http://schemas.openxmlformats.org/officeDocument/2006/relationships" r:id="Rae169d7404024990">
         <w:r>
           <w:rPr>
             <w:color w:val="2563EB"/>
@@ -83,7 +83,7 @@
         <w:spacing w:before="160"/>
         <w:ind w:left="1040"/>
       </w:pPr>
-      <w:hyperlink xmlns:r="http://schemas.openxmlformats.org/officeDocument/2006/relationships" r:id="R3292c98c29384d3b">
+      <w:hyperlink xmlns:r="http://schemas.openxmlformats.org/officeDocument/2006/relationships" r:id="R9b3c11e22b9349fa">
         <w:r>
           <w:rPr>
             <w:color w:val="2563EB"/>

--- a/tests/Canvas.Export.Tests/Fidelity/artifacts/latest/links-and-note/word.docx
+++ b/tests/Canvas.Export.Tests/Fidelity/artifacts/latest/links-and-note/word.docx
@@ -66,7 +66,7 @@
         <w:spacing w:before="480"/>
         <w:ind w:left="1040"/>
       </w:pPr>
-      <w:hyperlink xmlns:r="http://schemas.openxmlformats.org/officeDocument/2006/relationships" r:id="Rae169d7404024990">
+      <w:hyperlink xmlns:r="http://schemas.openxmlformats.org/officeDocument/2006/relationships" r:id="R3756743d5e5a4260">
         <w:r>
           <w:rPr>
             <w:color w:val="2563EB"/>
@@ -83,7 +83,7 @@
         <w:spacing w:before="160"/>
         <w:ind w:left="1040"/>
       </w:pPr>
-      <w:hyperlink xmlns:r="http://schemas.openxmlformats.org/officeDocument/2006/relationships" r:id="R9b3c11e22b9349fa">
+      <w:hyperlink xmlns:r="http://schemas.openxmlformats.org/officeDocument/2006/relationships" r:id="R6b92b56935db49b9">
         <w:r>
           <w:rPr>
             <w:color w:val="2563EB"/>

--- a/tests/Canvas.Export.Tests/Fidelity/artifacts/latest/links-and-note/word.docx
+++ b/tests/Canvas.Export.Tests/Fidelity/artifacts/latest/links-and-note/word.docx
@@ -66,7 +66,7 @@
         <w:spacing w:before="480"/>
         <w:ind w:left="1040"/>
       </w:pPr>
-      <w:hyperlink xmlns:r="http://schemas.openxmlformats.org/officeDocument/2006/relationships" r:id="R3756743d5e5a4260">
+      <w:hyperlink xmlns:r="http://schemas.openxmlformats.org/officeDocument/2006/relationships" r:id="R62bdea49014b4fbf">
         <w:r>
           <w:rPr>
             <w:color w:val="2563EB"/>
@@ -83,7 +83,7 @@
         <w:spacing w:before="160"/>
         <w:ind w:left="1040"/>
       </w:pPr>
-      <w:hyperlink xmlns:r="http://schemas.openxmlformats.org/officeDocument/2006/relationships" r:id="R6b92b56935db49b9">
+      <w:hyperlink xmlns:r="http://schemas.openxmlformats.org/officeDocument/2006/relationships" r:id="R01cd1739bb9a4b84">
         <w:r>
           <w:rPr>
             <w:color w:val="2563EB"/>

--- a/tests/Canvas.Export.Tests/Fidelity/artifacts/latest/links-and-note/word.docx
+++ b/tests/Canvas.Export.Tests/Fidelity/artifacts/latest/links-and-note/word.docx
@@ -66,7 +66,7 @@
         <w:spacing w:before="480"/>
         <w:ind w:left="1040"/>
       </w:pPr>
-      <w:hyperlink xmlns:r="http://schemas.openxmlformats.org/officeDocument/2006/relationships" r:id="R62bdea49014b4fbf">
+      <w:hyperlink xmlns:r="http://schemas.openxmlformats.org/officeDocument/2006/relationships" r:id="R1f610de0348347b1">
         <w:r>
           <w:rPr>
             <w:color w:val="2563EB"/>
@@ -83,7 +83,7 @@
         <w:spacing w:before="160"/>
         <w:ind w:left="1040"/>
       </w:pPr>
-      <w:hyperlink xmlns:r="http://schemas.openxmlformats.org/officeDocument/2006/relationships" r:id="R01cd1739bb9a4b84">
+      <w:hyperlink xmlns:r="http://schemas.openxmlformats.org/officeDocument/2006/relationships" r:id="Rf45e4424fcfe4d3c">
         <w:r>
           <w:rPr>
             <w:color w:val="2563EB"/>

--- a/tests/Canvas.Export.Tests/Fidelity/artifacts/latest/links-and-note/word.docx
+++ b/tests/Canvas.Export.Tests/Fidelity/artifacts/latest/links-and-note/word.docx
@@ -66,7 +66,7 @@
         <w:spacing w:before="480"/>
         <w:ind w:left="1040"/>
       </w:pPr>
-      <w:hyperlink xmlns:r="http://schemas.openxmlformats.org/officeDocument/2006/relationships" r:id="R1f610de0348347b1">
+      <w:hyperlink xmlns:r="http://schemas.openxmlformats.org/officeDocument/2006/relationships" r:id="R3cb840e2249749fd">
         <w:r>
           <w:rPr>
             <w:color w:val="2563EB"/>
@@ -83,7 +83,7 @@
         <w:spacing w:before="160"/>
         <w:ind w:left="1040"/>
       </w:pPr>
-      <w:hyperlink xmlns:r="http://schemas.openxmlformats.org/officeDocument/2006/relationships" r:id="Rf45e4424fcfe4d3c">
+      <w:hyperlink xmlns:r="http://schemas.openxmlformats.org/officeDocument/2006/relationships" r:id="Rba482be2b38940f3">
         <w:r>
           <w:rPr>
             <w:color w:val="2563EB"/>

--- a/tests/Canvas.Export.Tests/Fidelity/artifacts/latest/links-and-note/word.docx
+++ b/tests/Canvas.Export.Tests/Fidelity/artifacts/latest/links-and-note/word.docx
@@ -66,7 +66,7 @@
         <w:spacing w:before="480"/>
         <w:ind w:left="1040"/>
       </w:pPr>
-      <w:hyperlink xmlns:r="http://schemas.openxmlformats.org/officeDocument/2006/relationships" r:id="R3cb840e2249749fd">
+      <w:hyperlink xmlns:r="http://schemas.openxmlformats.org/officeDocument/2006/relationships" r:id="Rf07c5c39991c4eb2">
         <w:r>
           <w:rPr>
             <w:color w:val="2563EB"/>
@@ -83,7 +83,7 @@
         <w:spacing w:before="160"/>
         <w:ind w:left="1040"/>
       </w:pPr>
-      <w:hyperlink xmlns:r="http://schemas.openxmlformats.org/officeDocument/2006/relationships" r:id="Rba482be2b38940f3">
+      <w:hyperlink xmlns:r="http://schemas.openxmlformats.org/officeDocument/2006/relationships" r:id="R853edcf3d86f4d20">
         <w:r>
           <w:rPr>
             <w:color w:val="2563EB"/>
